--- a/05_Schleifen/Übungen/01_while_do-while/Zahlenraten/Zahlenraten.docx
+++ b/05_Schleifen/Übungen/01_while_do-while/Zahlenraten/Zahlenraten.docx
@@ -100,7 +100,31 @@
         <w:rPr>
           <w:lang w:eastAsia="de-AT"/>
         </w:rPr>
-        <w:t>, welches eine zufällige Zahl zwischen 1 und 100 erzeugt. Anschließend soll der Spieler diese Zahl erraten. Dabei zählt das Programm die Rateversuche mit, und je nach Anzahl der Versuche wird die Ratestrategie des Spielers beurteilt. Nach jedem Fehlversuch erhält der Spieler einen Hinweis, ob die gesuchte Zahl größer oder kleiner als die eingegebene Zahl ist.</w:t>
+        <w:t xml:space="preserve"> welches eine zufällige Zahl zwischen 1 und 100 erzeugt. Anschließend soll der Spieler diese Zahl erraten. Dabei zählt das Programm die Rateversuche mit</w:t>
+      </w:r>
+      <w:r>
+        <w:rPr>
+          <w:lang w:eastAsia="de-AT"/>
+        </w:rPr>
+        <w:t>.</w:t>
+      </w:r>
+      <w:r>
+        <w:rPr>
+          <w:lang w:eastAsia="de-AT"/>
+        </w:rPr>
+        <w:t xml:space="preserve"> </w:t>
+      </w:r>
+      <w:r>
+        <w:rPr>
+          <w:lang w:eastAsia="de-AT"/>
+        </w:rPr>
+        <w:t>J</w:t>
+      </w:r>
+      <w:r>
+        <w:rPr>
+          <w:lang w:eastAsia="de-AT"/>
+        </w:rPr>
+        <w:t>e nach Anzahl der Versuche wird die Ratestrategie des Spielers beurteilt. Nach jedem Fehlversuch erhält der Spieler einen Hinweis, ob die gesuchte Zahl größer oder kleiner als die eingegebene Zahl ist.</w:t>
       </w:r>
     </w:p>
     <w:p>
@@ -2893,27 +2917,9 @@
   </w:num>
   <w:num w:numId="15">
     <w:abstractNumId w:val="12"/>
-    <w:lvlOverride w:ilvl="0"/>
-    <w:lvlOverride w:ilvl="1"/>
-    <w:lvlOverride w:ilvl="2"/>
-    <w:lvlOverride w:ilvl="3"/>
-    <w:lvlOverride w:ilvl="4"/>
-    <w:lvlOverride w:ilvl="5"/>
-    <w:lvlOverride w:ilvl="6"/>
-    <w:lvlOverride w:ilvl="7"/>
-    <w:lvlOverride w:ilvl="8"/>
   </w:num>
   <w:num w:numId="16">
     <w:abstractNumId w:val="1"/>
-    <w:lvlOverride w:ilvl="0"/>
-    <w:lvlOverride w:ilvl="1"/>
-    <w:lvlOverride w:ilvl="2"/>
-    <w:lvlOverride w:ilvl="3"/>
-    <w:lvlOverride w:ilvl="4"/>
-    <w:lvlOverride w:ilvl="5"/>
-    <w:lvlOverride w:ilvl="6"/>
-    <w:lvlOverride w:ilvl="7"/>
-    <w:lvlOverride w:ilvl="8"/>
   </w:num>
   <w:num w:numId="17">
     <w:abstractNumId w:val="8"/>

--- a/05_Schleifen/Übungen/01_while_do-while/Zahlenraten/Zahlenraten.docx
+++ b/05_Schleifen/Übungen/01_while_do-while/Zahlenraten/Zahlenraten.docx
@@ -4,13 +4,6 @@
   <w:body>
     <w:p>
       <w:pPr>
-        <w:rPr>
-          <w:szCs w:val="24"/>
-        </w:rPr>
-      </w:pPr>
-    </w:p>
-    <w:p>
-      <w:pPr>
         <w:pStyle w:val="berschrift2"/>
       </w:pPr>
       <w:r>
@@ -51,31 +44,14 @@
     </w:p>
     <w:p>
       <w:pPr>
-        <w:pStyle w:val="Listenabsatz"/>
-        <w:numPr>
-          <w:ilvl w:val="0"/>
-          <w:numId w:val="17"/>
-        </w:numPr>
-      </w:pPr>
-      <w:proofErr w:type="spellStart"/>
-      <w:r>
-        <w:t>If</w:t>
-      </w:r>
-      <w:proofErr w:type="spellEnd"/>
-      <w:r>
-        <w:t>-Anweisung</w:t>
+        <w:pStyle w:val="berschrift2"/>
+      </w:pPr>
+      <w:r>
+        <w:t>Aufgabenstellung</w:t>
       </w:r>
     </w:p>
     <w:p>
       <w:pPr>
-        <w:pStyle w:val="berschrift2"/>
-      </w:pPr>
-      <w:r>
-        <w:t>Aufgabenstellung</w:t>
-      </w:r>
-    </w:p>
-    <w:p>
-      <w:pPr>
         <w:rPr>
           <w:sz w:val="22"/>
           <w:lang w:eastAsia="de-AT"/>
@@ -93,7 +69,7 @@
           <w:i/>
           <w:lang w:eastAsia="de-AT"/>
         </w:rPr>
-        <w:t>NumberQuiz</w:t>
+        <w:t>GuessNumber</w:t>
       </w:r>
       <w:proofErr w:type="spellEnd"/>
       <w:r>
@@ -264,19 +240,11 @@
                 <w:lang w:eastAsia="de-AT"/>
               </w:rPr>
             </w:pPr>
-            <w:proofErr w:type="gramStart"/>
             <w:r>
               <w:rPr>
                 <w:lang w:eastAsia="de-AT"/>
               </w:rPr>
-              <w:t>Tolle</w:t>
-            </w:r>
-            <w:proofErr w:type="gramEnd"/>
-            <w:r>
-              <w:rPr>
-                <w:lang w:eastAsia="de-AT"/>
-              </w:rPr>
-              <w:t xml:space="preserve"> Leistung! </w:t>
+              <w:t xml:space="preserve">Tolle Leistung! </w:t>
             </w:r>
           </w:p>
         </w:tc>
@@ -330,21 +298,7 @@
               <w:rPr>
                 <w:lang w:eastAsia="de-AT"/>
               </w:rPr>
-              <w:t xml:space="preserve">Schon </w:t>
-            </w:r>
-            <w:proofErr w:type="gramStart"/>
-            <w:r>
-              <w:rPr>
-                <w:lang w:eastAsia="de-AT"/>
-              </w:rPr>
-              <w:t>ganz gut</w:t>
-            </w:r>
-            <w:proofErr w:type="gramEnd"/>
-            <w:r>
-              <w:rPr>
-                <w:lang w:eastAsia="de-AT"/>
-              </w:rPr>
-              <w:t>!</w:t>
+              <w:t>Schon ganz gut!</w:t>
             </w:r>
           </w:p>
         </w:tc>
@@ -436,9 +390,10 @@
     <w:p>
       <w:pPr>
         <w:spacing w:after="0" w:line="240" w:lineRule="auto"/>
-        <w:ind w:left="3960" w:hanging="3600"/>
-        <w:rPr>
-          <w:rFonts w:ascii="Courier New" w:hAnsi="Courier New" w:cs="Courier New"/>
+        <w:ind w:left="3960" w:hanging="3676"/>
+        <w:rPr>
+          <w:rFonts w:ascii="Courier New" w:hAnsi="Courier New" w:cs="Courier New"/>
+          <w:color w:val="008000"/>
           <w:sz w:val="16"/>
           <w:szCs w:val="16"/>
         </w:rPr>
@@ -446,83 +401,108 @@
       <w:proofErr w:type="spellStart"/>
       <w:r>
         <w:rPr>
-          <w:rFonts w:ascii="Courier New" w:hAnsi="Courier New" w:cs="Courier New"/>
-          <w:sz w:val="16"/>
-          <w:szCs w:val="16"/>
-        </w:rPr>
-        <w:t>var</w:t>
+          <w:rFonts w:ascii="Cascadia Mono" w:hAnsi="Cascadia Mono" w:cs="Cascadia Mono"/>
+          <w:color w:val="0000FF"/>
+          <w:sz w:val="16"/>
+          <w:szCs w:val="16"/>
+          <w:highlight w:val="white"/>
+        </w:rPr>
+        <w:t>int</w:t>
       </w:r>
       <w:proofErr w:type="spellEnd"/>
       <w:r>
         <w:rPr>
-          <w:rFonts w:ascii="Courier New" w:hAnsi="Courier New" w:cs="Courier New"/>
-          <w:sz w:val="16"/>
-          <w:szCs w:val="16"/>
+          <w:rFonts w:ascii="Cascadia Mono" w:hAnsi="Cascadia Mono" w:cs="Cascadia Mono"/>
+          <w:color w:val="000000"/>
+          <w:sz w:val="16"/>
+          <w:szCs w:val="16"/>
+          <w:highlight w:val="white"/>
         </w:rPr>
         <w:t xml:space="preserve"> </w:t>
       </w:r>
       <w:proofErr w:type="spellStart"/>
       <w:r>
         <w:rPr>
-          <w:rFonts w:ascii="Courier New" w:hAnsi="Courier New" w:cs="Courier New"/>
-          <w:sz w:val="16"/>
-          <w:szCs w:val="16"/>
-        </w:rPr>
-        <w:t>random</w:t>
+          <w:rFonts w:ascii="Cascadia Mono" w:hAnsi="Cascadia Mono" w:cs="Cascadia Mono"/>
+          <w:color w:val="000000"/>
+          <w:sz w:val="16"/>
+          <w:szCs w:val="16"/>
+          <w:highlight w:val="white"/>
+        </w:rPr>
+        <w:t>randomNumber</w:t>
       </w:r>
       <w:proofErr w:type="spellEnd"/>
       <w:r>
         <w:rPr>
-          <w:rFonts w:ascii="Courier New" w:hAnsi="Courier New" w:cs="Courier New"/>
-          <w:sz w:val="16"/>
-          <w:szCs w:val="16"/>
+          <w:rFonts w:ascii="Cascadia Mono" w:hAnsi="Cascadia Mono" w:cs="Cascadia Mono"/>
+          <w:color w:val="000000"/>
+          <w:sz w:val="16"/>
+          <w:szCs w:val="16"/>
+          <w:highlight w:val="white"/>
         </w:rPr>
         <w:t xml:space="preserve"> = </w:t>
       </w:r>
       <w:proofErr w:type="spellStart"/>
-      <w:r>
-        <w:rPr>
-          <w:rFonts w:ascii="Courier New" w:hAnsi="Courier New" w:cs="Courier New"/>
-          <w:sz w:val="16"/>
-          <w:szCs w:val="16"/>
-        </w:rPr>
-        <w:t>new</w:t>
+      <w:proofErr w:type="gramStart"/>
+      <w:r>
+        <w:rPr>
+          <w:rFonts w:ascii="Cascadia Mono" w:hAnsi="Cascadia Mono" w:cs="Cascadia Mono"/>
+          <w:color w:val="2B91AF"/>
+          <w:sz w:val="16"/>
+          <w:szCs w:val="16"/>
+          <w:highlight w:val="white"/>
+        </w:rPr>
+        <w:t>Random</w:t>
+      </w:r>
+      <w:r>
+        <w:rPr>
+          <w:rFonts w:ascii="Cascadia Mono" w:hAnsi="Cascadia Mono" w:cs="Cascadia Mono"/>
+          <w:color w:val="000000"/>
+          <w:sz w:val="16"/>
+          <w:szCs w:val="16"/>
+          <w:highlight w:val="white"/>
+        </w:rPr>
+        <w:t>.Shared.Next</w:t>
       </w:r>
       <w:proofErr w:type="spellEnd"/>
-      <w:r>
-        <w:rPr>
-          <w:rFonts w:ascii="Courier New" w:hAnsi="Courier New" w:cs="Courier New"/>
-          <w:sz w:val="16"/>
-          <w:szCs w:val="16"/>
-        </w:rPr>
-        <w:t xml:space="preserve"> </w:t>
-      </w:r>
-      <w:proofErr w:type="gramStart"/>
-      <w:r>
-        <w:rPr>
-          <w:rFonts w:ascii="Courier New" w:hAnsi="Courier New" w:cs="Courier New"/>
-          <w:color w:val="31849B"/>
-          <w:sz w:val="16"/>
-          <w:szCs w:val="16"/>
-        </w:rPr>
-        <w:t>Random</w:t>
-      </w:r>
-      <w:r>
-        <w:rPr>
-          <w:rFonts w:ascii="Courier New" w:hAnsi="Courier New" w:cs="Courier New"/>
-          <w:sz w:val="16"/>
-          <w:szCs w:val="16"/>
-        </w:rPr>
-        <w:t>(</w:t>
-      </w:r>
       <w:proofErr w:type="gramEnd"/>
       <w:r>
         <w:rPr>
-          <w:rFonts w:ascii="Courier New" w:hAnsi="Courier New" w:cs="Courier New"/>
-          <w:sz w:val="16"/>
-          <w:szCs w:val="16"/>
-        </w:rPr>
-        <w:t>);</w:t>
+          <w:rFonts w:ascii="Cascadia Mono" w:hAnsi="Cascadia Mono" w:cs="Cascadia Mono"/>
+          <w:color w:val="000000"/>
+          <w:sz w:val="16"/>
+          <w:szCs w:val="16"/>
+          <w:highlight w:val="white"/>
+        </w:rPr>
+        <w:t xml:space="preserve">(1, </w:t>
+      </w:r>
+      <w:r>
+        <w:rPr>
+          <w:rFonts w:ascii="Cascadia Mono" w:hAnsi="Cascadia Mono" w:cs="Cascadia Mono"/>
+          <w:color w:val="000000"/>
+          <w:sz w:val="16"/>
+          <w:szCs w:val="16"/>
+          <w:highlight w:val="white"/>
+        </w:rPr>
+        <w:t>10</w:t>
+      </w:r>
+      <w:r>
+        <w:rPr>
+          <w:rFonts w:ascii="Cascadia Mono" w:hAnsi="Cascadia Mono" w:cs="Cascadia Mono"/>
+          <w:color w:val="000000"/>
+          <w:sz w:val="16"/>
+          <w:szCs w:val="16"/>
+          <w:highlight w:val="white"/>
+        </w:rPr>
+        <w:t>1);</w:t>
+      </w:r>
+      <w:r>
+        <w:rPr>
+          <w:rFonts w:ascii="Courier New" w:hAnsi="Courier New" w:cs="Courier New"/>
+          <w:sz w:val="16"/>
+          <w:szCs w:val="16"/>
+        </w:rPr>
+        <w:t>;</w:t>
       </w:r>
       <w:r>
         <w:rPr>
@@ -539,7 +519,7 @@
           <w:sz w:val="16"/>
           <w:szCs w:val="16"/>
         </w:rPr>
-        <w:t xml:space="preserve">// Erzeugt einen Zufallszahlen-Generator </w:t>
+        <w:t xml:space="preserve">// Zufallszahl von 1 bis 100 erzeugen </w:t>
       </w:r>
     </w:p>
     <w:p>
@@ -548,26 +528,226 @@
         <w:ind w:left="3960" w:hanging="3600"/>
         <w:rPr>
           <w:rFonts w:ascii="Courier New" w:hAnsi="Courier New" w:cs="Courier New"/>
+          <w:sz w:val="16"/>
+          <w:szCs w:val="16"/>
+        </w:rPr>
+      </w:pPr>
+    </w:p>
+    <w:p>
+      <w:pPr>
+        <w:spacing w:after="0" w:line="240" w:lineRule="auto"/>
+        <w:ind w:left="3600" w:hanging="3600"/>
+        <w:rPr>
+          <w:lang w:eastAsia="de-AT"/>
+        </w:rPr>
+      </w:pPr>
+      <w:r>
+        <w:rPr>
+          <w:lang w:eastAsia="de-AT"/>
+        </w:rPr>
+        <w:t xml:space="preserve">oder </w:t>
+      </w:r>
+      <w:r>
+        <w:rPr>
+          <w:lang w:eastAsia="de-AT"/>
+        </w:rPr>
+        <w:t>(bei Verwendung von CSC)</w:t>
+      </w:r>
+    </w:p>
+    <w:p>
+      <w:pPr>
+        <w:spacing w:after="0" w:line="240" w:lineRule="auto"/>
+        <w:ind w:left="3600" w:hanging="3600"/>
+        <w:rPr>
+          <w:lang w:eastAsia="de-AT"/>
+        </w:rPr>
+      </w:pPr>
+    </w:p>
+    <w:p>
+      <w:pPr>
+        <w:autoSpaceDE w:val="0"/>
+        <w:autoSpaceDN w:val="0"/>
+        <w:adjustRightInd w:val="0"/>
+        <w:spacing w:after="0" w:line="240" w:lineRule="auto"/>
+        <w:ind w:left="284"/>
+        <w:rPr>
+          <w:rFonts w:ascii="Cascadia Mono" w:hAnsi="Cascadia Mono" w:cs="Cascadia Mono"/>
+          <w:color w:val="000000"/>
+          <w:sz w:val="19"/>
+          <w:szCs w:val="19"/>
+          <w:highlight w:val="white"/>
+        </w:rPr>
+      </w:pPr>
+      <w:proofErr w:type="spellStart"/>
+      <w:r>
+        <w:rPr>
+          <w:rFonts w:ascii="Cascadia Mono" w:hAnsi="Cascadia Mono" w:cs="Cascadia Mono"/>
+          <w:color w:val="0000FF"/>
+          <w:sz w:val="16"/>
+          <w:szCs w:val="16"/>
+          <w:highlight w:val="white"/>
+        </w:rPr>
+        <w:t>var</w:t>
+      </w:r>
+      <w:proofErr w:type="spellEnd"/>
+      <w:r>
+        <w:rPr>
+          <w:rFonts w:ascii="Cascadia Mono" w:hAnsi="Cascadia Mono" w:cs="Cascadia Mono"/>
+          <w:color w:val="000000"/>
+          <w:sz w:val="16"/>
+          <w:szCs w:val="16"/>
+          <w:highlight w:val="white"/>
+        </w:rPr>
+        <w:t xml:space="preserve"> </w:t>
+      </w:r>
+      <w:proofErr w:type="spellStart"/>
+      <w:r>
+        <w:rPr>
+          <w:rFonts w:ascii="Cascadia Mono" w:hAnsi="Cascadia Mono" w:cs="Cascadia Mono"/>
+          <w:color w:val="000000"/>
+          <w:sz w:val="16"/>
+          <w:szCs w:val="16"/>
+          <w:highlight w:val="white"/>
+        </w:rPr>
+        <w:t>random</w:t>
+      </w:r>
+      <w:proofErr w:type="spellEnd"/>
+      <w:r>
+        <w:rPr>
+          <w:rFonts w:ascii="Cascadia Mono" w:hAnsi="Cascadia Mono" w:cs="Cascadia Mono"/>
+          <w:color w:val="000000"/>
+          <w:sz w:val="16"/>
+          <w:szCs w:val="16"/>
+          <w:highlight w:val="white"/>
+        </w:rPr>
+        <w:t xml:space="preserve"> = </w:t>
+      </w:r>
+      <w:proofErr w:type="spellStart"/>
+      <w:r>
+        <w:rPr>
+          <w:rFonts w:ascii="Cascadia Mono" w:hAnsi="Cascadia Mono" w:cs="Cascadia Mono"/>
+          <w:color w:val="0000FF"/>
+          <w:sz w:val="16"/>
+          <w:szCs w:val="16"/>
+          <w:highlight w:val="white"/>
+        </w:rPr>
+        <w:t>new</w:t>
+      </w:r>
+      <w:proofErr w:type="spellEnd"/>
+      <w:r>
+        <w:rPr>
+          <w:rFonts w:ascii="Cascadia Mono" w:hAnsi="Cascadia Mono" w:cs="Cascadia Mono"/>
+          <w:color w:val="000000"/>
+          <w:sz w:val="16"/>
+          <w:szCs w:val="16"/>
+          <w:highlight w:val="white"/>
+        </w:rPr>
+        <w:t xml:space="preserve"> </w:t>
+      </w:r>
+      <w:proofErr w:type="gramStart"/>
+      <w:r>
+        <w:rPr>
+          <w:rFonts w:ascii="Cascadia Mono" w:hAnsi="Cascadia Mono" w:cs="Cascadia Mono"/>
+          <w:color w:val="2B91AF"/>
+          <w:sz w:val="16"/>
+          <w:szCs w:val="16"/>
+          <w:highlight w:val="white"/>
+        </w:rPr>
+        <w:t>Random</w:t>
+      </w:r>
+      <w:r>
+        <w:rPr>
+          <w:rFonts w:ascii="Cascadia Mono" w:hAnsi="Cascadia Mono" w:cs="Cascadia Mono"/>
+          <w:color w:val="000000"/>
+          <w:sz w:val="16"/>
+          <w:szCs w:val="16"/>
+          <w:highlight w:val="white"/>
+        </w:rPr>
+        <w:t>(</w:t>
+      </w:r>
+      <w:proofErr w:type="gramEnd"/>
+      <w:r>
+        <w:rPr>
+          <w:rFonts w:ascii="Cascadia Mono" w:hAnsi="Cascadia Mono" w:cs="Cascadia Mono"/>
+          <w:color w:val="000000"/>
+          <w:sz w:val="16"/>
+          <w:szCs w:val="16"/>
+          <w:highlight w:val="white"/>
+        </w:rPr>
+        <w:t>);</w:t>
+      </w:r>
+      <w:r>
+        <w:rPr>
+          <w:rFonts w:ascii="Cascadia Mono" w:hAnsi="Cascadia Mono" w:cs="Cascadia Mono"/>
+          <w:color w:val="000000"/>
+          <w:sz w:val="19"/>
+          <w:szCs w:val="19"/>
+          <w:highlight w:val="white"/>
+        </w:rPr>
+        <w:t xml:space="preserve"> </w:t>
+      </w:r>
+      <w:r>
+        <w:rPr>
+          <w:rFonts w:ascii="Courier New" w:hAnsi="Courier New" w:cs="Courier New"/>
           <w:color w:val="008000"/>
           <w:sz w:val="16"/>
           <w:szCs w:val="16"/>
         </w:rPr>
+        <w:t>// Erzeugt einen Zufallszahlen-Generator</w:t>
+      </w:r>
+    </w:p>
+    <w:p>
+      <w:pPr>
+        <w:spacing w:after="0" w:line="240" w:lineRule="auto"/>
+        <w:ind w:left="3960" w:hanging="3676"/>
+        <w:rPr>
+          <w:rFonts w:ascii="Courier New" w:hAnsi="Courier New" w:cs="Courier New"/>
+          <w:color w:val="008000"/>
+          <w:sz w:val="16"/>
+          <w:szCs w:val="16"/>
+        </w:rPr>
       </w:pPr>
       <w:proofErr w:type="spellStart"/>
       <w:r>
         <w:rPr>
-          <w:rFonts w:ascii="Courier New" w:hAnsi="Courier New" w:cs="Courier New"/>
-          <w:sz w:val="16"/>
-          <w:szCs w:val="16"/>
+          <w:rFonts w:ascii="Cascadia Mono" w:hAnsi="Cascadia Mono" w:cs="Cascadia Mono"/>
+          <w:color w:val="0000FF"/>
+          <w:sz w:val="16"/>
+          <w:szCs w:val="16"/>
+          <w:highlight w:val="white"/>
+        </w:rPr>
+        <w:t>int</w:t>
+      </w:r>
+      <w:proofErr w:type="spellEnd"/>
+      <w:r>
+        <w:rPr>
+          <w:rFonts w:ascii="Cascadia Mono" w:hAnsi="Cascadia Mono" w:cs="Cascadia Mono"/>
+          <w:color w:val="000000"/>
+          <w:sz w:val="16"/>
+          <w:szCs w:val="16"/>
+          <w:highlight w:val="white"/>
+        </w:rPr>
+        <w:t xml:space="preserve"> </w:t>
+      </w:r>
+      <w:proofErr w:type="spellStart"/>
+      <w:r>
+        <w:rPr>
+          <w:rFonts w:ascii="Cascadia Mono" w:hAnsi="Cascadia Mono" w:cs="Cascadia Mono"/>
+          <w:color w:val="000000"/>
+          <w:sz w:val="16"/>
+          <w:szCs w:val="16"/>
+          <w:highlight w:val="white"/>
         </w:rPr>
         <w:t>guessNumber</w:t>
       </w:r>
       <w:proofErr w:type="spellEnd"/>
       <w:r>
         <w:rPr>
-          <w:rFonts w:ascii="Courier New" w:hAnsi="Courier New" w:cs="Courier New"/>
-          <w:sz w:val="16"/>
-          <w:szCs w:val="16"/>
+          <w:rFonts w:ascii="Cascadia Mono" w:hAnsi="Cascadia Mono" w:cs="Cascadia Mono"/>
+          <w:color w:val="000000"/>
+          <w:sz w:val="16"/>
+          <w:szCs w:val="16"/>
+          <w:highlight w:val="white"/>
         </w:rPr>
         <w:t xml:space="preserve"> = </w:t>
       </w:r>
@@ -575,9 +755,11 @@
       <w:proofErr w:type="gramStart"/>
       <w:r>
         <w:rPr>
-          <w:rFonts w:ascii="Courier New" w:hAnsi="Courier New" w:cs="Courier New"/>
-          <w:sz w:val="16"/>
-          <w:szCs w:val="16"/>
+          <w:rFonts w:ascii="Cascadia Mono" w:hAnsi="Cascadia Mono" w:cs="Cascadia Mono"/>
+          <w:color w:val="000000"/>
+          <w:sz w:val="16"/>
+          <w:szCs w:val="16"/>
+          <w:highlight w:val="white"/>
         </w:rPr>
         <w:t>random.Next</w:t>
       </w:r>
@@ -585,19 +767,13 @@
       <w:proofErr w:type="gramEnd"/>
       <w:r>
         <w:rPr>
-          <w:rFonts w:ascii="Courier New" w:hAnsi="Courier New" w:cs="Courier New"/>
-          <w:sz w:val="16"/>
-          <w:szCs w:val="16"/>
-        </w:rPr>
-        <w:t>(1, 101);</w:t>
-      </w:r>
-      <w:r>
-        <w:rPr>
-          <w:rFonts w:ascii="Courier New" w:hAnsi="Courier New" w:cs="Courier New"/>
-          <w:sz w:val="16"/>
-          <w:szCs w:val="16"/>
-        </w:rPr>
-        <w:tab/>
+          <w:rFonts w:ascii="Cascadia Mono" w:hAnsi="Cascadia Mono" w:cs="Cascadia Mono"/>
+          <w:color w:val="000000"/>
+          <w:sz w:val="16"/>
+          <w:szCs w:val="16"/>
+          <w:highlight w:val="white"/>
+        </w:rPr>
+        <w:t xml:space="preserve">(1, 101); </w:t>
       </w:r>
       <w:r>
         <w:rPr>
@@ -608,17 +784,6 @@
         </w:rPr>
         <w:t xml:space="preserve">// Zufallszahl von 1 bis 100 erzeugen </w:t>
       </w:r>
-    </w:p>
-    <w:p>
-      <w:pPr>
-        <w:spacing w:after="0" w:line="240" w:lineRule="auto"/>
-        <w:ind w:left="3960" w:hanging="3600"/>
-        <w:rPr>
-          <w:rFonts w:ascii="Courier New" w:hAnsi="Courier New" w:cs="Courier New"/>
-          <w:sz w:val="16"/>
-          <w:szCs w:val="16"/>
-        </w:rPr>
-      </w:pPr>
     </w:p>
     <w:p>
       <w:pPr>
@@ -657,97 +822,483 @@
     </w:p>
     <w:p>
       <w:pPr>
-        <w:spacing w:after="120" w:line="240" w:lineRule="auto"/>
-        <w:rPr>
-          <w:b/>
-          <w:sz w:val="28"/>
-          <w:szCs w:val="28"/>
-        </w:rPr>
-      </w:pPr>
+        <w:pStyle w:val="berschrift2"/>
+      </w:pPr>
+      <w:r>
+        <w:t>Bildschirmausgabe</w:t>
+      </w:r>
     </w:p>
     <w:p>
       <w:pPr>
-        <w:spacing w:after="120" w:line="240" w:lineRule="auto"/>
-        <w:rPr>
-          <w:b/>
-          <w:sz w:val="28"/>
-          <w:szCs w:val="28"/>
-          <w:lang w:val="de-DE"/>
-        </w:rPr>
-      </w:pPr>
-      <w:r>
-        <w:rPr>
-          <w:b/>
-          <w:sz w:val="28"/>
-          <w:szCs w:val="28"/>
-        </w:rPr>
-        <w:t>Beispiel für den Benutzerdialog</w:t>
-      </w:r>
+        <w:spacing w:after="0"/>
+        <w:rPr>
+          <w:rFonts w:ascii="Courier New" w:hAnsi="Courier New" w:cs="Courier New"/>
+          <w:sz w:val="16"/>
+          <w:szCs w:val="16"/>
+        </w:rPr>
+      </w:pPr>
     </w:p>
     <w:p>
       <w:pPr>
-        <w:jc w:val="center"/>
-        <w:rPr>
-          <w:sz w:val="22"/>
-        </w:rPr>
-      </w:pPr>
-      <w:r>
-        <w:rPr>
-          <w:noProof/>
-          <w:lang w:eastAsia="de-AT"/>
-        </w:rPr>
-        <w:drawing>
-          <wp:inline distT="0" distB="0" distL="0" distR="0" wp14:anchorId="2DA8E6A7" wp14:editId="47A58DE4">
-            <wp:extent cx="2552700" cy="847725"/>
-            <wp:effectExtent l="0" t="0" r="0" b="9525"/>
-            <wp:docPr id="1" name="Grafik 1"/>
-            <wp:cNvGraphicFramePr>
-              <a:graphicFrameLocks xmlns:a="http://schemas.openxmlformats.org/drawingml/2006/main" noChangeAspect="1"/>
-            </wp:cNvGraphicFramePr>
-            <a:graphic xmlns:a="http://schemas.openxmlformats.org/drawingml/2006/main">
-              <a:graphicData uri="http://schemas.openxmlformats.org/drawingml/2006/picture">
-                <pic:pic xmlns:pic="http://schemas.openxmlformats.org/drawingml/2006/picture">
-                  <pic:nvPicPr>
-                    <pic:cNvPr id="0" name="Bild 1"/>
-                    <pic:cNvPicPr>
-                      <a:picLocks noChangeAspect="1" noChangeArrowheads="1"/>
-                    </pic:cNvPicPr>
-                  </pic:nvPicPr>
-                  <pic:blipFill>
-                    <a:blip r:embed="rId8">
-                      <a:extLst>
-                        <a:ext uri="{28A0092B-C50C-407E-A947-70E740481C1C}">
-                          <a14:useLocalDpi xmlns:a14="http://schemas.microsoft.com/office/drawing/2010/main" val="0"/>
-                        </a:ext>
-                      </a:extLst>
-                    </a:blip>
-                    <a:srcRect/>
-                    <a:stretch>
-                      <a:fillRect/>
-                    </a:stretch>
-                  </pic:blipFill>
-                  <pic:spPr bwMode="auto">
-                    <a:xfrm>
-                      <a:off x="0" y="0"/>
-                      <a:ext cx="2552700" cy="847725"/>
-                    </a:xfrm>
-                    <a:prstGeom prst="rect">
-                      <a:avLst/>
-                    </a:prstGeom>
-                    <a:noFill/>
-                    <a:ln>
-                      <a:noFill/>
-                    </a:ln>
-                  </pic:spPr>
-                </pic:pic>
-              </a:graphicData>
-            </a:graphic>
-          </wp:inline>
-        </w:drawing>
+        <w:spacing w:after="0"/>
+        <w:rPr>
+          <w:rFonts w:ascii="Courier New" w:hAnsi="Courier New" w:cs="Courier New"/>
+          <w:sz w:val="16"/>
+          <w:szCs w:val="16"/>
+        </w:rPr>
+      </w:pPr>
+      <w:r>
+        <w:rPr>
+          <w:rFonts w:ascii="Courier New" w:hAnsi="Courier New" w:cs="Courier New"/>
+          <w:sz w:val="16"/>
+          <w:szCs w:val="16"/>
+        </w:rPr>
+        <w:t>Zahlenraten</w:t>
       </w:r>
     </w:p>
     <w:p>
       <w:pPr>
+        <w:spacing w:after="0"/>
+        <w:rPr>
+          <w:rFonts w:ascii="Courier New" w:hAnsi="Courier New" w:cs="Courier New"/>
+          <w:sz w:val="16"/>
+          <w:szCs w:val="16"/>
+        </w:rPr>
+      </w:pPr>
+      <w:r>
+        <w:rPr>
+          <w:rFonts w:ascii="Courier New" w:hAnsi="Courier New" w:cs="Courier New"/>
+          <w:sz w:val="16"/>
+          <w:szCs w:val="16"/>
+        </w:rPr>
+        <w:t>===========</w:t>
+      </w:r>
+    </w:p>
+    <w:p>
+      <w:pPr>
+        <w:spacing w:after="0"/>
+        <w:rPr>
+          <w:rFonts w:ascii="Courier New" w:hAnsi="Courier New" w:cs="Courier New"/>
+          <w:sz w:val="16"/>
+          <w:szCs w:val="16"/>
+        </w:rPr>
+      </w:pPr>
+    </w:p>
+    <w:p>
+      <w:pPr>
+        <w:spacing w:after="0"/>
+        <w:rPr>
+          <w:rFonts w:ascii="Courier New" w:hAnsi="Courier New" w:cs="Courier New"/>
+          <w:sz w:val="16"/>
+          <w:szCs w:val="16"/>
+        </w:rPr>
+      </w:pPr>
+      <w:r>
+        <w:rPr>
+          <w:rFonts w:ascii="Courier New" w:hAnsi="Courier New" w:cs="Courier New"/>
+          <w:sz w:val="16"/>
+          <w:szCs w:val="16"/>
+        </w:rPr>
+        <w:t>Versuche meine Zahl zu erraten (1-100)!</w:t>
+      </w:r>
+    </w:p>
+    <w:p>
+      <w:pPr>
+        <w:spacing w:after="0"/>
+        <w:rPr>
+          <w:rFonts w:ascii="Courier New" w:hAnsi="Courier New" w:cs="Courier New"/>
+          <w:sz w:val="16"/>
+          <w:szCs w:val="16"/>
+        </w:rPr>
+      </w:pPr>
+      <w:r>
+        <w:rPr>
+          <w:rFonts w:ascii="Courier New" w:hAnsi="Courier New" w:cs="Courier New"/>
+          <w:sz w:val="16"/>
+          <w:szCs w:val="16"/>
+        </w:rPr>
+        <w:t xml:space="preserve">1. Versuch: </w:t>
+      </w:r>
+      <w:r>
+        <w:rPr>
+          <w:rFonts w:ascii="Courier New" w:hAnsi="Courier New" w:cs="Courier New"/>
+          <w:b/>
+          <w:bCs/>
+          <w:sz w:val="16"/>
+          <w:szCs w:val="16"/>
+        </w:rPr>
+        <w:t>50</w:t>
+      </w:r>
+    </w:p>
+    <w:p>
+      <w:pPr>
+        <w:spacing w:after="0"/>
+        <w:rPr>
+          <w:rFonts w:ascii="Courier New" w:hAnsi="Courier New" w:cs="Courier New"/>
+          <w:sz w:val="16"/>
+          <w:szCs w:val="16"/>
+        </w:rPr>
+      </w:pPr>
+      <w:r>
+        <w:rPr>
+          <w:rFonts w:ascii="Courier New" w:hAnsi="Courier New" w:cs="Courier New"/>
+          <w:sz w:val="16"/>
+          <w:szCs w:val="16"/>
+        </w:rPr>
+        <w:t xml:space="preserve">   </w:t>
+      </w:r>
+      <w:r>
+        <w:rPr>
+          <w:rFonts w:ascii="Courier New" w:hAnsi="Courier New" w:cs="Courier New"/>
+          <w:color w:val="FF0000"/>
+          <w:sz w:val="16"/>
+          <w:szCs w:val="16"/>
+        </w:rPr>
+        <w:t>Gesuchte Zahl ist größer!</w:t>
+      </w:r>
+    </w:p>
+    <w:p>
+      <w:pPr>
+        <w:spacing w:after="0"/>
+        <w:rPr>
+          <w:rFonts w:ascii="Courier New" w:hAnsi="Courier New" w:cs="Courier New"/>
+          <w:sz w:val="16"/>
+          <w:szCs w:val="16"/>
+        </w:rPr>
+      </w:pPr>
+      <w:r>
+        <w:rPr>
+          <w:rFonts w:ascii="Courier New" w:hAnsi="Courier New" w:cs="Courier New"/>
+          <w:sz w:val="16"/>
+          <w:szCs w:val="16"/>
+        </w:rPr>
+        <w:t xml:space="preserve">2. Versuch: </w:t>
+      </w:r>
+      <w:r>
+        <w:rPr>
+          <w:rFonts w:ascii="Courier New" w:hAnsi="Courier New" w:cs="Courier New"/>
+          <w:b/>
+          <w:bCs/>
+          <w:sz w:val="16"/>
+          <w:szCs w:val="16"/>
+        </w:rPr>
+        <w:t>75</w:t>
+      </w:r>
+    </w:p>
+    <w:p>
+      <w:pPr>
+        <w:spacing w:after="0"/>
+        <w:rPr>
+          <w:rFonts w:ascii="Courier New" w:hAnsi="Courier New" w:cs="Courier New"/>
+          <w:sz w:val="16"/>
+          <w:szCs w:val="16"/>
+        </w:rPr>
+      </w:pPr>
+      <w:r>
+        <w:rPr>
+          <w:rFonts w:ascii="Courier New" w:hAnsi="Courier New" w:cs="Courier New"/>
+          <w:sz w:val="16"/>
+          <w:szCs w:val="16"/>
+        </w:rPr>
+        <w:t xml:space="preserve">   </w:t>
+      </w:r>
+      <w:r>
+        <w:rPr>
+          <w:rFonts w:ascii="Courier New" w:hAnsi="Courier New" w:cs="Courier New"/>
+          <w:color w:val="FF0000"/>
+          <w:sz w:val="16"/>
+          <w:szCs w:val="16"/>
+        </w:rPr>
+        <w:t>Gesuchte Zahl ist größer!</w:t>
+      </w:r>
+    </w:p>
+    <w:p>
+      <w:pPr>
+        <w:spacing w:after="0"/>
+        <w:rPr>
+          <w:rFonts w:ascii="Courier New" w:hAnsi="Courier New" w:cs="Courier New"/>
+          <w:sz w:val="16"/>
+          <w:szCs w:val="16"/>
+        </w:rPr>
+      </w:pPr>
+      <w:r>
+        <w:rPr>
+          <w:rFonts w:ascii="Courier New" w:hAnsi="Courier New" w:cs="Courier New"/>
+          <w:sz w:val="16"/>
+          <w:szCs w:val="16"/>
+        </w:rPr>
+        <w:t xml:space="preserve">3. Versuch: </w:t>
+      </w:r>
+      <w:r>
+        <w:rPr>
+          <w:rFonts w:ascii="Courier New" w:hAnsi="Courier New" w:cs="Courier New"/>
+          <w:b/>
+          <w:bCs/>
+          <w:sz w:val="16"/>
+          <w:szCs w:val="16"/>
+        </w:rPr>
+        <w:t>85</w:t>
+      </w:r>
+    </w:p>
+    <w:p>
+      <w:pPr>
+        <w:spacing w:after="0"/>
+        <w:rPr>
+          <w:rFonts w:ascii="Courier New" w:hAnsi="Courier New" w:cs="Courier New"/>
+          <w:sz w:val="16"/>
+          <w:szCs w:val="16"/>
+        </w:rPr>
+      </w:pPr>
+      <w:r>
+        <w:rPr>
+          <w:rFonts w:ascii="Courier New" w:hAnsi="Courier New" w:cs="Courier New"/>
+          <w:sz w:val="16"/>
+          <w:szCs w:val="16"/>
+        </w:rPr>
+        <w:t xml:space="preserve">   </w:t>
+      </w:r>
+      <w:r>
+        <w:rPr>
+          <w:rFonts w:ascii="Courier New" w:hAnsi="Courier New" w:cs="Courier New"/>
+          <w:color w:val="FF0000"/>
+          <w:sz w:val="16"/>
+          <w:szCs w:val="16"/>
+        </w:rPr>
+        <w:t>Gesuchte Zahl ist kleiner!</w:t>
+      </w:r>
+    </w:p>
+    <w:p>
+      <w:pPr>
+        <w:spacing w:after="0"/>
+        <w:rPr>
+          <w:rFonts w:ascii="Courier New" w:hAnsi="Courier New" w:cs="Courier New"/>
+          <w:sz w:val="16"/>
+          <w:szCs w:val="16"/>
+        </w:rPr>
+      </w:pPr>
+      <w:r>
+        <w:rPr>
+          <w:rFonts w:ascii="Courier New" w:hAnsi="Courier New" w:cs="Courier New"/>
+          <w:sz w:val="16"/>
+          <w:szCs w:val="16"/>
+        </w:rPr>
+        <w:t xml:space="preserve">4. Versuch: </w:t>
+      </w:r>
+      <w:r>
+        <w:rPr>
+          <w:rFonts w:ascii="Courier New" w:hAnsi="Courier New" w:cs="Courier New"/>
+          <w:b/>
+          <w:bCs/>
+          <w:sz w:val="16"/>
+          <w:szCs w:val="16"/>
+        </w:rPr>
+        <w:t>80</w:t>
+      </w:r>
+    </w:p>
+    <w:p>
+      <w:pPr>
+        <w:spacing w:after="0"/>
+        <w:rPr>
+          <w:rFonts w:ascii="Courier New" w:hAnsi="Courier New" w:cs="Courier New"/>
+          <w:sz w:val="16"/>
+          <w:szCs w:val="16"/>
+        </w:rPr>
+      </w:pPr>
+      <w:r>
+        <w:rPr>
+          <w:rFonts w:ascii="Courier New" w:hAnsi="Courier New" w:cs="Courier New"/>
+          <w:sz w:val="16"/>
+          <w:szCs w:val="16"/>
+        </w:rPr>
+        <w:t xml:space="preserve">   </w:t>
+      </w:r>
+      <w:r>
+        <w:rPr>
+          <w:rFonts w:ascii="Courier New" w:hAnsi="Courier New" w:cs="Courier New"/>
+          <w:color w:val="FF0000"/>
+          <w:sz w:val="16"/>
+          <w:szCs w:val="16"/>
+        </w:rPr>
+        <w:t>Gesuchte Zahl ist größer!</w:t>
+      </w:r>
+    </w:p>
+    <w:p>
+      <w:pPr>
+        <w:spacing w:after="0"/>
+        <w:rPr>
+          <w:rFonts w:ascii="Courier New" w:hAnsi="Courier New" w:cs="Courier New"/>
+          <w:sz w:val="16"/>
+          <w:szCs w:val="16"/>
+        </w:rPr>
+      </w:pPr>
+      <w:r>
+        <w:rPr>
+          <w:rFonts w:ascii="Courier New" w:hAnsi="Courier New" w:cs="Courier New"/>
+          <w:sz w:val="16"/>
+          <w:szCs w:val="16"/>
+        </w:rPr>
+        <w:t xml:space="preserve">5. Versuch: </w:t>
+      </w:r>
+      <w:r>
+        <w:rPr>
+          <w:rFonts w:ascii="Courier New" w:hAnsi="Courier New" w:cs="Courier New"/>
+          <w:b/>
+          <w:bCs/>
+          <w:sz w:val="16"/>
+          <w:szCs w:val="16"/>
+        </w:rPr>
+        <w:t>82</w:t>
+      </w:r>
+    </w:p>
+    <w:p>
+      <w:pPr>
+        <w:spacing w:after="0"/>
+        <w:rPr>
+          <w:rFonts w:ascii="Courier New" w:hAnsi="Courier New" w:cs="Courier New"/>
+          <w:sz w:val="16"/>
+          <w:szCs w:val="16"/>
+        </w:rPr>
+      </w:pPr>
+      <w:r>
+        <w:rPr>
+          <w:rFonts w:ascii="Courier New" w:hAnsi="Courier New" w:cs="Courier New"/>
+          <w:sz w:val="16"/>
+          <w:szCs w:val="16"/>
+        </w:rPr>
+        <w:t xml:space="preserve">   </w:t>
+      </w:r>
+      <w:r>
+        <w:rPr>
+          <w:rFonts w:ascii="Courier New" w:hAnsi="Courier New" w:cs="Courier New"/>
+          <w:color w:val="FF0000"/>
+          <w:sz w:val="16"/>
+          <w:szCs w:val="16"/>
+        </w:rPr>
+        <w:t>Gesuchte Zahl ist größer!</w:t>
+      </w:r>
+    </w:p>
+    <w:p>
+      <w:pPr>
+        <w:spacing w:after="0"/>
+        <w:rPr>
+          <w:rFonts w:ascii="Courier New" w:hAnsi="Courier New" w:cs="Courier New"/>
+          <w:sz w:val="16"/>
+          <w:szCs w:val="16"/>
+        </w:rPr>
+      </w:pPr>
+      <w:r>
+        <w:rPr>
+          <w:rFonts w:ascii="Courier New" w:hAnsi="Courier New" w:cs="Courier New"/>
+          <w:sz w:val="16"/>
+          <w:szCs w:val="16"/>
+        </w:rPr>
+        <w:t xml:space="preserve">6. Versuch: </w:t>
+      </w:r>
+      <w:r>
+        <w:rPr>
+          <w:rFonts w:ascii="Courier New" w:hAnsi="Courier New" w:cs="Courier New"/>
+          <w:b/>
+          <w:bCs/>
+          <w:sz w:val="16"/>
+          <w:szCs w:val="16"/>
+        </w:rPr>
+        <w:t>84</w:t>
+      </w:r>
+    </w:p>
+    <w:p>
+      <w:pPr>
+        <w:spacing w:after="0"/>
+        <w:rPr>
+          <w:rFonts w:ascii="Courier New" w:hAnsi="Courier New" w:cs="Courier New"/>
+          <w:sz w:val="16"/>
+          <w:szCs w:val="16"/>
+        </w:rPr>
+      </w:pPr>
+      <w:r>
+        <w:rPr>
+          <w:rFonts w:ascii="Courier New" w:hAnsi="Courier New" w:cs="Courier New"/>
+          <w:sz w:val="16"/>
+          <w:szCs w:val="16"/>
+        </w:rPr>
+        <w:t xml:space="preserve">   </w:t>
+      </w:r>
+      <w:r>
+        <w:rPr>
+          <w:rFonts w:ascii="Courier New" w:hAnsi="Courier New" w:cs="Courier New"/>
+          <w:color w:val="FF0000"/>
+          <w:sz w:val="16"/>
+          <w:szCs w:val="16"/>
+        </w:rPr>
+        <w:t>Gesuchte Zahl ist kleiner!</w:t>
+      </w:r>
+    </w:p>
+    <w:p>
+      <w:pPr>
+        <w:spacing w:after="0"/>
+        <w:rPr>
+          <w:rFonts w:ascii="Courier New" w:hAnsi="Courier New" w:cs="Courier New"/>
+          <w:sz w:val="16"/>
+          <w:szCs w:val="16"/>
+        </w:rPr>
+      </w:pPr>
+      <w:r>
+        <w:rPr>
+          <w:rFonts w:ascii="Courier New" w:hAnsi="Courier New" w:cs="Courier New"/>
+          <w:sz w:val="16"/>
+          <w:szCs w:val="16"/>
+        </w:rPr>
+        <w:t xml:space="preserve">7. Versuch: </w:t>
+      </w:r>
+      <w:r>
+        <w:rPr>
+          <w:rFonts w:ascii="Courier New" w:hAnsi="Courier New" w:cs="Courier New"/>
+          <w:b/>
+          <w:bCs/>
+          <w:sz w:val="16"/>
+          <w:szCs w:val="16"/>
+        </w:rPr>
+        <w:t>83</w:t>
+      </w:r>
+    </w:p>
+    <w:p>
+      <w:pPr>
+        <w:spacing w:after="0"/>
+        <w:rPr>
+          <w:rFonts w:ascii="Courier New" w:hAnsi="Courier New" w:cs="Courier New"/>
+          <w:sz w:val="16"/>
+          <w:szCs w:val="16"/>
+        </w:rPr>
+      </w:pPr>
+    </w:p>
+    <w:p>
+      <w:pPr>
+        <w:spacing w:after="0"/>
+        <w:rPr>
+          <w:rFonts w:ascii="Courier New" w:hAnsi="Courier New" w:cs="Courier New"/>
+          <w:sz w:val="16"/>
+          <w:szCs w:val="16"/>
+        </w:rPr>
+      </w:pPr>
+      <w:r>
+        <w:rPr>
+          <w:rFonts w:ascii="Courier New" w:hAnsi="Courier New" w:cs="Courier New"/>
+          <w:color w:val="00B050"/>
+          <w:sz w:val="16"/>
+          <w:szCs w:val="16"/>
+        </w:rPr>
+        <w:t>Schon ganz gut!</w:t>
+      </w:r>
+    </w:p>
+    <w:p>
+      <w:pPr>
+        <w:jc w:val="center"/>
+        <w:rPr>
+          <w:sz w:val="22"/>
+        </w:rPr>
+      </w:pPr>
+    </w:p>
+    <w:p>
+      <w:pPr>
         <w:textAlignment w:val="top"/>
         <w:rPr>
           <w:color w:val="000000"/>
@@ -772,13 +1323,24 @@
         <w:rPr>
           <w:color w:val="000000"/>
         </w:rPr>
-        <w:t>Der Spieler kann durch die Eingabe eines ‚e‘ oder ‚E‘ das Spiel abbrechen!</w:t>
+        <w:t xml:space="preserve">Der Spieler kann durch die Eingabe </w:t>
+      </w:r>
+      <w:r>
+        <w:rPr>
+          <w:color w:val="000000"/>
+        </w:rPr>
+        <w:t>von 0</w:t>
+      </w:r>
+      <w:r>
+        <w:rPr>
+          <w:color w:val="000000"/>
+        </w:rPr>
+        <w:t xml:space="preserve"> das Spiel abbrechen!</w:t>
       </w:r>
     </w:p>
-    <w:p/>
     <w:sectPr>
-      <w:headerReference w:type="default" r:id="rId9"/>
-      <w:footerReference w:type="default" r:id="rId10"/>
+      <w:headerReference w:type="default" r:id="rId8"/>
+      <w:footerReference w:type="default" r:id="rId9"/>
       <w:pgSz w:w="11906" w:h="16838"/>
       <w:pgMar w:top="1417" w:right="707" w:bottom="1134" w:left="1417" w:header="708" w:footer="708" w:gutter="0"/>
       <w:cols w:space="708"/>
@@ -897,8 +1459,8 @@
       <w:tblLook w:val="04A0" w:firstRow="1" w:lastRow="0" w:firstColumn="1" w:lastColumn="0" w:noHBand="0" w:noVBand="1"/>
     </w:tblPr>
     <w:tblGrid>
-      <w:gridCol w:w="7230"/>
-      <w:gridCol w:w="2268"/>
+      <w:gridCol w:w="7182"/>
+      <w:gridCol w:w="2316"/>
     </w:tblGrid>
     <w:tr>
       <w:tc>
@@ -984,10 +1546,16 @@
               <w:lang w:eastAsia="de-AT"/>
             </w:rPr>
             <w:drawing>
-              <wp:inline distT="0" distB="0" distL="0" distR="0" wp14:anchorId="4F44E892" wp14:editId="219B0E7F">
-                <wp:extent cx="1270000" cy="286657"/>
-                <wp:effectExtent l="0" t="0" r="6350" b="0"/>
-                <wp:docPr id="9" name="Grafik 9"/>
+              <wp:inline distT="0" distB="0" distL="0" distR="0" wp14:anchorId="13760DF9" wp14:editId="3302D6EF">
+                <wp:extent cx="1333593" cy="319042"/>
+                <wp:effectExtent l="0" t="0" r="0" b="5080"/>
+                <wp:docPr id="2" name="Grafik 1" descr="Ein Bild, das Text, Schrift, Grafiken, Logo enthält.&#10;&#10;Automatisch generierte Beschreibung">
+                  <a:extLst xmlns:a="http://schemas.openxmlformats.org/drawingml/2006/main">
+                    <a:ext uri="{FF2B5EF4-FFF2-40B4-BE49-F238E27FC236}">
+                      <a16:creationId xmlns:a16="http://schemas.microsoft.com/office/drawing/2014/main" id="{31665D0C-670A-FD78-5C67-1571BFAA12A2}"/>
+                    </a:ext>
+                  </a:extLst>
+                </wp:docPr>
                 <wp:cNvGraphicFramePr>
                   <a:graphicFrameLocks xmlns:a="http://schemas.openxmlformats.org/drawingml/2006/main" noChangeAspect="1"/>
                 </wp:cNvGraphicFramePr>
@@ -995,11 +1563,25 @@
                   <a:graphicData uri="http://schemas.openxmlformats.org/drawingml/2006/picture">
                     <pic:pic xmlns:pic="http://schemas.openxmlformats.org/drawingml/2006/picture">
                       <pic:nvPicPr>
-                        <pic:cNvPr id="1" name=""/>
-                        <pic:cNvPicPr/>
+                        <pic:cNvPr id="2" name="Grafik 1" descr="Ein Bild, das Text, Schrift, Grafiken, Logo enthält.&#10;&#10;Automatisch generierte Beschreibung">
+                          <a:extLst>
+                            <a:ext uri="{FF2B5EF4-FFF2-40B4-BE49-F238E27FC236}">
+                              <a16:creationId xmlns:a16="http://schemas.microsoft.com/office/drawing/2014/main" id="{31665D0C-670A-FD78-5C67-1571BFAA12A2}"/>
+                            </a:ext>
+                          </a:extLst>
+                        </pic:cNvPr>
+                        <pic:cNvPicPr>
+                          <a:picLocks noChangeAspect="1"/>
+                        </pic:cNvPicPr>
                       </pic:nvPicPr>
                       <pic:blipFill>
-                        <a:blip r:embed="rId1"/>
+                        <a:blip r:embed="rId1" cstate="print">
+                          <a:extLst>
+                            <a:ext uri="{28A0092B-C50C-407E-A947-70E740481C1C}">
+                              <a14:useLocalDpi xmlns:a14="http://schemas.microsoft.com/office/drawing/2010/main" val="0"/>
+                            </a:ext>
+                          </a:extLst>
+                        </a:blip>
                         <a:stretch>
                           <a:fillRect/>
                         </a:stretch>
@@ -1007,7 +1589,7 @@
                       <pic:spPr>
                         <a:xfrm>
                           <a:off x="0" y="0"/>
-                          <a:ext cx="1443166" cy="325743"/>
+                          <a:ext cx="1363443" cy="326183"/>
                         </a:xfrm>
                         <a:prstGeom prst="rect">
                           <a:avLst/>
